--- a/(e)CRF/Per protocolnaam/17_Script PARADISE intervention.docx
+++ b/(e)CRF/Per protocolnaam/17_Script PARADISE intervention.docx
@@ -28,7 +28,7 @@
           <w:szCs w:val="28"/>
           <w:lang w:val="fr-FR"/>
         </w:rPr>
-        <w:t>Appendix</w:t>
+        <w:t>eCRF Document 17: Script PARADISE intervention</w:t>
       </w:r>
       <w:r>
         <w:rPr>
@@ -39,7 +39,6 @@
           <w:szCs w:val="28"/>
           <w:lang w:val="fr-FR"/>
         </w:rPr>
-        <w:t xml:space="preserve"> 1</w:t>
       </w:r>
       <w:r>
         <w:rPr>
@@ -50,7 +49,6 @@
           <w:szCs w:val="28"/>
           <w:lang w:val="fr-FR"/>
         </w:rPr>
-        <w:t>7</w:t>
       </w:r>
       <w:r>
         <w:rPr>
@@ -61,7 +59,6 @@
           <w:szCs w:val="28"/>
           <w:lang w:val="fr-FR"/>
         </w:rPr>
-        <w:t xml:space="preserve">: </w:t>
       </w:r>
       <w:r>
         <w:rPr>
@@ -70,7 +67,6 @@
           <w:color w:val="123A5F"/>
           <w:lang w:val="fr-FR"/>
         </w:rPr>
-        <w:t>SCRIPT PARADISE INTERVENTI</w:t>
       </w:r>
       <w:r>
         <w:rPr>
@@ -79,7 +75,6 @@
           <w:color w:val="123A5F"/>
           <w:lang w:val="fr-FR"/>
         </w:rPr>
-        <w:t>ON</w:t>
       </w:r>
     </w:p>
     <w:p>
